--- a/Explicacion_Completa_Proyecto_Arriendo_Maquinaria.docx
+++ b/Explicacion_Completa_Proyecto_Arriendo_Maquinaria.docx
@@ -2328,7 +2328,7 @@
           <w:color w:val="1E293B"/>
           <w:sz w:val="20"/>
         </w:rPr>
-        <w:t>Respuesta Modelo: 'Representa el concepto de Snapshot Histórico Inmutable. Si un cliente arrienda una grúa a $100.000 y el próximo mes la empresa sube la tarifa a $180.000, los contratos firmados en el pasado no deben alterarse. DetalleContrato congela la tarifa, garantía y nombre vigentes al segundo exacto de la transacción.'</w:t>
+        <w:t>Respuesta Modelo: 'Representa el concepto de Snapshot Histórico Inmutable. Si un cliente arrienda una grúa a $100.000 CLP y el próximo mes la empresa sube la tarifa a $180.000 CLP, los contratos firmados en el pasado no deben alterarse. DetalleContrato congela la tarifa, garantía y nombre vigentes en Pesos Chilenos (CLP) al segundo exacto de la transacción.'</w:t>
       </w:r>
     </w:p>
     <w:p>

--- a/Explicacion_Completa_Proyecto_Arriendo_Maquinaria.docx
+++ b/Explicacion_Completa_Proyecto_Arriendo_Maquinaria.docx
@@ -13,7 +13,7 @@
           <w:color w:val="B45309"/>
           <w:sz w:val="22"/>
         </w:rPr>
-        <w:t>DUOC UC • ESCUELA DE INFORMÁTICA Y TELECOMUNICACIONES</w:t>
+        <w:t>Inacap Temuco - Ingenieria en Ciberseguridad • ESCUELA DE INFORMÁTICA Y TELECOMUNICACIONES</w:t>
       </w:r>
     </w:p>
     <w:p>
